--- a/Documentation/DocRenew_BRD.docx
+++ b/Documentation/DocRenew_BRD.docx
@@ -544,7 +544,7 @@
           <w:sz w:val="22"/>
           <w:szCs w:val="22"/>
         </w:rPr>
-        <w:t xml:space="preserve">13. Success Metrics / KPIs</w:t>
+        <w:t xml:space="preserve">13. Pricing &amp; Packaging</w:t>
       </w:r>
     </w:p>
     <w:p>
@@ -558,7 +558,7 @@
           <w:sz w:val="22"/>
           <w:szCs w:val="22"/>
         </w:rPr>
-        <w:t xml:space="preserve">14. Technology Vision</w:t>
+        <w:t xml:space="preserve">14. Success Metrics / KPIs</w:t>
       </w:r>
     </w:p>
     <w:p>
@@ -572,7 +572,7 @@
           <w:sz w:val="22"/>
           <w:szCs w:val="22"/>
         </w:rPr>
-        <w:t xml:space="preserve">15. Risks</w:t>
+        <w:t xml:space="preserve">15. Technology Vision</w:t>
       </w:r>
     </w:p>
     <w:p>
@@ -586,7 +586,21 @@
           <w:sz w:val="22"/>
           <w:szCs w:val="22"/>
         </w:rPr>
-        <w:t xml:space="preserve">16. Approval</w:t>
+        <w:t xml:space="preserve">16. Risks</w:t>
+      </w:r>
+    </w:p>
+    <w:p>
+      <w:pPr>
+        <w:spacing w:after="100"/>
+      </w:pPr>
+      <w:r>
+        <w:rPr>
+          <w:rFonts w:ascii="Calibri" w:cs="Calibri" w:eastAsia="Calibri" w:hAnsi="Calibri"/>
+          <w:color w:val="1D6FB8"/>
+          <w:sz w:val="22"/>
+          <w:szCs w:val="22"/>
+        </w:rPr>
+        <w:t xml:space="preserve">17. Approval</w:t>
       </w:r>
     </w:p>
     <w:p>
@@ -5457,7 +5471,21 @@
           <w:sz w:val="30"/>
           <w:szCs w:val="30"/>
         </w:rPr>
-        <w:t xml:space="preserve">13. Success Metrics / KPIs</w:t>
+        <w:t xml:space="preserve">13. Pricing &amp; Packaging</w:t>
+      </w:r>
+    </w:p>
+    <w:p>
+      <w:pPr>
+        <w:spacing w:after="160" w:line="300"/>
+      </w:pPr>
+      <w:r>
+        <w:rPr>
+          <w:rFonts w:ascii="Calibri" w:cs="Calibri" w:eastAsia="Calibri" w:hAnsi="Calibri"/>
+          <w:color w:val="0F2033"/>
+          <w:sz w:val="22"/>
+          <w:szCs w:val="22"/>
+        </w:rPr>
+        <w:t xml:space="preserve">DocRenew's combined scope — employee compliance documents plus extended reminder categories (warranty, vehicle maintenance, bills, AMC, other) — spans what researched competitors split across separate tools. Pricing is tiered by tracked-employee and tracked-item volume, positioned above budget single-purpose reminder tools and below enterprise document-compliance suites.</w:t>
       </w:r>
     </w:p>
     <w:tbl>
@@ -5473,8 +5501,10 @@
         </w:tblBorders>
       </w:tblPr>
       <w:tblGrid>
-        <w:gridCol w:w="4000"/>
-        <w:gridCol w:w="5540"/>
+        <w:gridCol w:w="1700"/>
+        <w:gridCol w:w="1900"/>
+        <w:gridCol w:w="2800"/>
+        <w:gridCol w:w="3140"/>
       </w:tblGrid>
       <w:tr>
         <w:trPr>
@@ -5482,7 +5512,7 @@
         </w:trPr>
         <w:tc>
           <w:tcPr>
-            <w:tcW w:type="dxa" w:w="4000"/>
+            <w:tcW w:type="dxa" w:w="1700"/>
             <w:shd w:fill="0B2545" w:val="clear"/>
             <w:tcMar>
               <w:top w:type="dxa" w:w="100"/>
@@ -5502,13 +5532,13 @@
                 <w:sz w:val="20"/>
                 <w:szCs w:val="20"/>
               </w:rPr>
-              <w:t xml:space="preserve">Metric</w:t>
-            </w:r>
-          </w:p>
-        </w:tc>
-        <w:tc>
-          <w:tcPr>
-            <w:tcW w:type="dxa" w:w="5540"/>
+              <w:t xml:space="preserve">Tier</w:t>
+            </w:r>
+          </w:p>
+        </w:tc>
+        <w:tc>
+          <w:tcPr>
+            <w:tcW w:type="dxa" w:w="1900"/>
             <w:shd w:fill="0B2545" w:val="clear"/>
             <w:tcMar>
               <w:top w:type="dxa" w:w="100"/>
@@ -5528,67 +5558,169 @@
                 <w:sz w:val="20"/>
                 <w:szCs w:val="20"/>
               </w:rPr>
-              <w:t xml:space="preserve">Target</w:t>
-            </w:r>
-          </w:p>
-        </w:tc>
-      </w:tr>
-      <w:tr>
-        <w:tc>
-          <w:tcPr>
-            <w:tcW w:type="dxa" w:w="4000"/>
-            <w:tcMar>
-              <w:top w:type="dxa" w:w="100"/>
-              <w:left w:type="dxa" w:w="120"/>
-              <w:bottom w:type="dxa" w:w="100"/>
-              <w:right w:type="dxa" w:w="120"/>
-            </w:tcMar>
-            <w:vAlign w:val="center"/>
-          </w:tcPr>
-          <w:p>
-            <w:r>
-              <w:rPr>
-                <w:rFonts w:ascii="Calibri" w:cs="Calibri" w:eastAsia="Calibri" w:hAnsi="Calibri"/>
-                <w:b w:val="false"/>
-                <w:bCs w:val="false"/>
-                <w:color w:val="0F2033"/>
-                <w:sz w:val="20"/>
-                <w:szCs w:val="20"/>
-              </w:rPr>
-              <w:t xml:space="preserve">Missed document renewals</w:t>
-            </w:r>
-          </w:p>
-        </w:tc>
-        <w:tc>
-          <w:tcPr>
-            <w:tcW w:type="dxa" w:w="5540"/>
-            <w:tcMar>
-              <w:top w:type="dxa" w:w="100"/>
-              <w:left w:type="dxa" w:w="120"/>
-              <w:bottom w:type="dxa" w:w="100"/>
-              <w:right w:type="dxa" w:w="120"/>
-            </w:tcMar>
-            <w:vAlign w:val="center"/>
-          </w:tcPr>
-          <w:p>
-            <w:r>
-              <w:rPr>
-                <w:rFonts w:ascii="Calibri" w:cs="Calibri" w:eastAsia="Calibri" w:hAnsi="Calibri"/>
-                <w:b w:val="false"/>
-                <w:bCs w:val="false"/>
-                <w:color w:val="0F2033"/>
-                <w:sz w:val="20"/>
-                <w:szCs w:val="20"/>
-              </w:rPr>
-              <w:t xml:space="preserve">0 (zero) missed renewals post go-live</w:t>
-            </w:r>
-          </w:p>
-        </w:tc>
-      </w:tr>
-      <w:tr>
-        <w:tc>
-          <w:tcPr>
-            <w:tcW w:type="dxa" w:w="4000"/>
+              <w:t xml:space="preserve">Price</w:t>
+            </w:r>
+          </w:p>
+        </w:tc>
+        <w:tc>
+          <w:tcPr>
+            <w:tcW w:type="dxa" w:w="2800"/>
+            <w:shd w:fill="0B2545" w:val="clear"/>
+            <w:tcMar>
+              <w:top w:type="dxa" w:w="100"/>
+              <w:left w:type="dxa" w:w="120"/>
+              <w:bottom w:type="dxa" w:w="100"/>
+              <w:right w:type="dxa" w:w="120"/>
+            </w:tcMar>
+            <w:vAlign w:val="center"/>
+          </w:tcPr>
+          <w:p>
+            <w:r>
+              <w:rPr>
+                <w:rFonts w:ascii="Calibri" w:cs="Calibri" w:eastAsia="Calibri" w:hAnsi="Calibri"/>
+                <w:b/>
+                <w:bCs/>
+                <w:color w:val="FFFFFF"/>
+                <w:sz w:val="20"/>
+                <w:szCs w:val="20"/>
+              </w:rPr>
+              <w:t xml:space="preserve">Limits</w:t>
+            </w:r>
+          </w:p>
+        </w:tc>
+        <w:tc>
+          <w:tcPr>
+            <w:tcW w:type="dxa" w:w="3140"/>
+            <w:shd w:fill="0B2545" w:val="clear"/>
+            <w:tcMar>
+              <w:top w:type="dxa" w:w="100"/>
+              <w:left w:type="dxa" w:w="120"/>
+              <w:bottom w:type="dxa" w:w="100"/>
+              <w:right w:type="dxa" w:w="120"/>
+            </w:tcMar>
+            <w:vAlign w:val="center"/>
+          </w:tcPr>
+          <w:p>
+            <w:r>
+              <w:rPr>
+                <w:rFonts w:ascii="Calibri" w:cs="Calibri" w:eastAsia="Calibri" w:hAnsi="Calibri"/>
+                <w:b/>
+                <w:bCs/>
+                <w:color w:val="FFFFFF"/>
+                <w:sz w:val="20"/>
+                <w:szCs w:val="20"/>
+              </w:rPr>
+              <w:t xml:space="preserve">Included</w:t>
+            </w:r>
+          </w:p>
+        </w:tc>
+      </w:tr>
+      <w:tr>
+        <w:tc>
+          <w:tcPr>
+            <w:tcW w:type="dxa" w:w="1700"/>
+            <w:tcMar>
+              <w:top w:type="dxa" w:w="100"/>
+              <w:left w:type="dxa" w:w="120"/>
+              <w:bottom w:type="dxa" w:w="100"/>
+              <w:right w:type="dxa" w:w="120"/>
+            </w:tcMar>
+            <w:vAlign w:val="center"/>
+          </w:tcPr>
+          <w:p>
+            <w:r>
+              <w:rPr>
+                <w:rFonts w:ascii="Calibri" w:cs="Calibri" w:eastAsia="Calibri" w:hAnsi="Calibri"/>
+                <w:b w:val="false"/>
+                <w:bCs w:val="false"/>
+                <w:color w:val="0F2033"/>
+                <w:sz w:val="20"/>
+                <w:szCs w:val="20"/>
+              </w:rPr>
+              <w:t xml:space="preserve">Starter</w:t>
+            </w:r>
+          </w:p>
+        </w:tc>
+        <w:tc>
+          <w:tcPr>
+            <w:tcW w:type="dxa" w:w="1900"/>
+            <w:tcMar>
+              <w:top w:type="dxa" w:w="100"/>
+              <w:left w:type="dxa" w:w="120"/>
+              <w:bottom w:type="dxa" w:w="100"/>
+              <w:right w:type="dxa" w:w="120"/>
+            </w:tcMar>
+            <w:vAlign w:val="center"/>
+          </w:tcPr>
+          <w:p>
+            <w:r>
+              <w:rPr>
+                <w:rFonts w:ascii="Calibri" w:cs="Calibri" w:eastAsia="Calibri" w:hAnsi="Calibri"/>
+                <w:b w:val="false"/>
+                <w:bCs w:val="false"/>
+                <w:color w:val="0F2033"/>
+                <w:sz w:val="20"/>
+                <w:szCs w:val="20"/>
+              </w:rPr>
+              <w:t xml:space="preserve">$49/mo ($490/yr)</w:t>
+            </w:r>
+          </w:p>
+        </w:tc>
+        <w:tc>
+          <w:tcPr>
+            <w:tcW w:type="dxa" w:w="2800"/>
+            <w:tcMar>
+              <w:top w:type="dxa" w:w="100"/>
+              <w:left w:type="dxa" w:w="120"/>
+              <w:bottom w:type="dxa" w:w="100"/>
+              <w:right w:type="dxa" w:w="120"/>
+            </w:tcMar>
+            <w:vAlign w:val="center"/>
+          </w:tcPr>
+          <w:p>
+            <w:r>
+              <w:rPr>
+                <w:rFonts w:ascii="Calibri" w:cs="Calibri" w:eastAsia="Calibri" w:hAnsi="Calibri"/>
+                <w:b w:val="false"/>
+                <w:bCs w:val="false"/>
+                <w:color w:val="0F2033"/>
+                <w:sz w:val="20"/>
+                <w:szCs w:val="20"/>
+              </w:rPr>
+              <w:t xml:space="preserve">Up to 50 employees, 250 tracked items</w:t>
+            </w:r>
+          </w:p>
+        </w:tc>
+        <w:tc>
+          <w:tcPr>
+            <w:tcW w:type="dxa" w:w="3140"/>
+            <w:tcMar>
+              <w:top w:type="dxa" w:w="100"/>
+              <w:left w:type="dxa" w:w="120"/>
+              <w:bottom w:type="dxa" w:w="100"/>
+              <w:right w:type="dxa" w:w="120"/>
+            </w:tcMar>
+            <w:vAlign w:val="center"/>
+          </w:tcPr>
+          <w:p>
+            <w:r>
+              <w:rPr>
+                <w:rFonts w:ascii="Calibri" w:cs="Calibri" w:eastAsia="Calibri" w:hAnsi="Calibri"/>
+                <w:b w:val="false"/>
+                <w:bCs w:val="false"/>
+                <w:color w:val="0F2033"/>
+                <w:sz w:val="20"/>
+                <w:szCs w:val="20"/>
+              </w:rPr>
+              <w:t xml:space="preserve">Email reminders only (3mo/1mo/5-day/expiry cadence), basic dashboard</w:t>
+            </w:r>
+          </w:p>
+        </w:tc>
+      </w:tr>
+      <w:tr>
+        <w:tc>
+          <w:tcPr>
+            <w:tcW w:type="dxa" w:w="1700"/>
             <w:shd w:fill="EAF2FB" w:val="clear"/>
             <w:tcMar>
               <w:top w:type="dxa" w:w="100"/>
@@ -5608,13 +5740,13 @@
                 <w:sz w:val="20"/>
                 <w:szCs w:val="20"/>
               </w:rPr>
-              <w:t xml:space="preserve">Reduction in manual HR tracking effort</w:t>
-            </w:r>
-          </w:p>
-        </w:tc>
-        <w:tc>
-          <w:tcPr>
-            <w:tcW w:type="dxa" w:w="5540"/>
+              <w:t xml:space="preserve">Growth</w:t>
+            </w:r>
+          </w:p>
+        </w:tc>
+        <w:tc>
+          <w:tcPr>
+            <w:tcW w:type="dxa" w:w="1900"/>
             <w:shd w:fill="EAF2FB" w:val="clear"/>
             <w:tcMar>
               <w:top w:type="dxa" w:w="100"/>
@@ -5634,67 +5766,13 @@
                 <w:sz w:val="20"/>
                 <w:szCs w:val="20"/>
               </w:rPr>
-              <w:t xml:space="preserve">Up to 90% reduction</w:t>
-            </w:r>
-          </w:p>
-        </w:tc>
-      </w:tr>
-      <w:tr>
-        <w:tc>
-          <w:tcPr>
-            <w:tcW w:type="dxa" w:w="4000"/>
-            <w:tcMar>
-              <w:top w:type="dxa" w:w="100"/>
-              <w:left w:type="dxa" w:w="120"/>
-              <w:bottom w:type="dxa" w:w="100"/>
-              <w:right w:type="dxa" w:w="120"/>
-            </w:tcMar>
-            <w:vAlign w:val="center"/>
-          </w:tcPr>
-          <w:p>
-            <w:r>
-              <w:rPr>
-                <w:rFonts w:ascii="Calibri" w:cs="Calibri" w:eastAsia="Calibri" w:hAnsi="Calibri"/>
-                <w:b w:val="false"/>
-                <w:bCs w:val="false"/>
-                <w:color w:val="0F2033"/>
-                <w:sz w:val="20"/>
-                <w:szCs w:val="20"/>
-              </w:rPr>
-              <w:t xml:space="preserve">Monitoring coverage</w:t>
-            </w:r>
-          </w:p>
-        </w:tc>
-        <w:tc>
-          <w:tcPr>
-            <w:tcW w:type="dxa" w:w="5540"/>
-            <w:tcMar>
-              <w:top w:type="dxa" w:w="100"/>
-              <w:left w:type="dxa" w:w="120"/>
-              <w:bottom w:type="dxa" w:w="100"/>
-              <w:right w:type="dxa" w:w="120"/>
-            </w:tcMar>
-            <w:vAlign w:val="center"/>
-          </w:tcPr>
-          <w:p>
-            <w:r>
-              <w:rPr>
-                <w:rFonts w:ascii="Calibri" w:cs="Calibri" w:eastAsia="Calibri" w:hAnsi="Calibri"/>
-                <w:b w:val="false"/>
-                <w:bCs w:val="false"/>
-                <w:color w:val="0F2033"/>
-                <w:sz w:val="20"/>
-                <w:szCs w:val="20"/>
-              </w:rPr>
-              <w:t xml:space="preserve">24/7 automated monitoring of all tracked documents</w:t>
-            </w:r>
-          </w:p>
-        </w:tc>
-      </w:tr>
-      <w:tr>
-        <w:tc>
-          <w:tcPr>
-            <w:tcW w:type="dxa" w:w="4000"/>
+              <w:t xml:space="preserve">$149/mo ($1,490/yr)</w:t>
+            </w:r>
+          </w:p>
+        </w:tc>
+        <w:tc>
+          <w:tcPr>
+            <w:tcW w:type="dxa" w:w="2800"/>
             <w:shd w:fill="EAF2FB" w:val="clear"/>
             <w:tcMar>
               <w:top w:type="dxa" w:w="100"/>
@@ -5714,13 +5792,13 @@
                 <w:sz w:val="20"/>
                 <w:szCs w:val="20"/>
               </w:rPr>
-              <w:t xml:space="preserve">Compliance reporting</w:t>
-            </w:r>
-          </w:p>
-        </w:tc>
-        <w:tc>
-          <w:tcPr>
-            <w:tcW w:type="dxa" w:w="5540"/>
+              <w:t xml:space="preserve">Up to 250 employees, 1,000 tracked items</w:t>
+            </w:r>
+          </w:p>
+        </w:tc>
+        <w:tc>
+          <w:tcPr>
+            <w:tcW w:type="dxa" w:w="3140"/>
             <w:shd w:fill="EAF2FB" w:val="clear"/>
             <w:tcMar>
               <w:top w:type="dxa" w:w="100"/>
@@ -5740,59 +5818,215 @@
                 <w:sz w:val="20"/>
                 <w:szCs w:val="20"/>
               </w:rPr>
-              <w:t xml:space="preserve">Audit-ready report generated on demand, in a single click</w:t>
-            </w:r>
-          </w:p>
-        </w:tc>
-      </w:tr>
-      <w:tr>
-        <w:tc>
-          <w:tcPr>
-            <w:tcW w:type="dxa" w:w="4000"/>
-            <w:tcMar>
-              <w:top w:type="dxa" w:w="100"/>
-              <w:left w:type="dxa" w:w="120"/>
-              <w:bottom w:type="dxa" w:w="100"/>
-              <w:right w:type="dxa" w:w="120"/>
-            </w:tcMar>
-            <w:vAlign w:val="center"/>
-          </w:tcPr>
-          <w:p>
-            <w:r>
-              <w:rPr>
-                <w:rFonts w:ascii="Calibri" w:cs="Calibri" w:eastAsia="Calibri" w:hAnsi="Calibri"/>
-                <w:b w:val="false"/>
-                <w:bCs w:val="false"/>
-                <w:color w:val="0F2033"/>
-                <w:sz w:val="20"/>
-                <w:szCs w:val="20"/>
-              </w:rPr>
-              <w:t xml:space="preserve">Employee awareness</w:t>
-            </w:r>
-          </w:p>
-        </w:tc>
-        <w:tc>
-          <w:tcPr>
-            <w:tcW w:type="dxa" w:w="5540"/>
-            <w:tcMar>
-              <w:top w:type="dxa" w:w="100"/>
-              <w:left w:type="dxa" w:w="120"/>
-              <w:bottom w:type="dxa" w:w="100"/>
-              <w:right w:type="dxa" w:w="120"/>
-            </w:tcMar>
-            <w:vAlign w:val="center"/>
-          </w:tcPr>
-          <w:p>
-            <w:r>
-              <w:rPr>
-                <w:rFonts w:ascii="Calibri" w:cs="Calibri" w:eastAsia="Calibri" w:hAnsi="Calibri"/>
-                <w:b w:val="false"/>
-                <w:bCs w:val="false"/>
-                <w:color w:val="0F2033"/>
-                <w:sz w:val="20"/>
-                <w:szCs w:val="20"/>
-              </w:rPr>
-              <w:t xml:space="preserve">Measurable improvement in on-time employee response to renewal reminders</w:t>
+              <w:t xml:space="preserve">Email + SMS + app push, extended-item categories, compliance/audit reporting, role-based access</w:t>
+            </w:r>
+          </w:p>
+        </w:tc>
+      </w:tr>
+      <w:tr>
+        <w:tc>
+          <w:tcPr>
+            <w:tcW w:type="dxa" w:w="1700"/>
+            <w:tcMar>
+              <w:top w:type="dxa" w:w="100"/>
+              <w:left w:type="dxa" w:w="120"/>
+              <w:bottom w:type="dxa" w:w="100"/>
+              <w:right w:type="dxa" w:w="120"/>
+            </w:tcMar>
+            <w:vAlign w:val="center"/>
+          </w:tcPr>
+          <w:p>
+            <w:r>
+              <w:rPr>
+                <w:rFonts w:ascii="Calibri" w:cs="Calibri" w:eastAsia="Calibri" w:hAnsi="Calibri"/>
+                <w:b w:val="false"/>
+                <w:bCs w:val="false"/>
+                <w:color w:val="0F2033"/>
+                <w:sz w:val="20"/>
+                <w:szCs w:val="20"/>
+              </w:rPr>
+              <w:t xml:space="preserve">Business</w:t>
+            </w:r>
+          </w:p>
+        </w:tc>
+        <w:tc>
+          <w:tcPr>
+            <w:tcW w:type="dxa" w:w="1900"/>
+            <w:tcMar>
+              <w:top w:type="dxa" w:w="100"/>
+              <w:left w:type="dxa" w:w="120"/>
+              <w:bottom w:type="dxa" w:w="100"/>
+              <w:right w:type="dxa" w:w="120"/>
+            </w:tcMar>
+            <w:vAlign w:val="center"/>
+          </w:tcPr>
+          <w:p>
+            <w:r>
+              <w:rPr>
+                <w:rFonts w:ascii="Calibri" w:cs="Calibri" w:eastAsia="Calibri" w:hAnsi="Calibri"/>
+                <w:b w:val="false"/>
+                <w:bCs w:val="false"/>
+                <w:color w:val="0F2033"/>
+                <w:sz w:val="20"/>
+                <w:szCs w:val="20"/>
+              </w:rPr>
+              <w:t xml:space="preserve">$349/mo ($3,490/yr)</w:t>
+            </w:r>
+          </w:p>
+        </w:tc>
+        <w:tc>
+          <w:tcPr>
+            <w:tcW w:type="dxa" w:w="2800"/>
+            <w:tcMar>
+              <w:top w:type="dxa" w:w="100"/>
+              <w:left w:type="dxa" w:w="120"/>
+              <w:bottom w:type="dxa" w:w="100"/>
+              <w:right w:type="dxa" w:w="120"/>
+            </w:tcMar>
+            <w:vAlign w:val="center"/>
+          </w:tcPr>
+          <w:p>
+            <w:r>
+              <w:rPr>
+                <w:rFonts w:ascii="Calibri" w:cs="Calibri" w:eastAsia="Calibri" w:hAnsi="Calibri"/>
+                <w:b w:val="false"/>
+                <w:bCs w:val="false"/>
+                <w:color w:val="0F2033"/>
+                <w:sz w:val="20"/>
+                <w:szCs w:val="20"/>
+              </w:rPr>
+              <w:t xml:space="preserve">Up to 1,000 employees, 5,000 tracked items</w:t>
+            </w:r>
+          </w:p>
+        </w:tc>
+        <w:tc>
+          <w:tcPr>
+            <w:tcW w:type="dxa" w:w="3140"/>
+            <w:tcMar>
+              <w:top w:type="dxa" w:w="100"/>
+              <w:left w:type="dxa" w:w="120"/>
+              <w:bottom w:type="dxa" w:w="100"/>
+              <w:right w:type="dxa" w:w="120"/>
+            </w:tcMar>
+            <w:vAlign w:val="center"/>
+          </w:tcPr>
+          <w:p>
+            <w:r>
+              <w:rPr>
+                <w:rFonts w:ascii="Calibri" w:cs="Calibri" w:eastAsia="Calibri" w:hAnsi="Calibri"/>
+                <w:b w:val="false"/>
+                <w:bCs w:val="false"/>
+                <w:color w:val="0F2033"/>
+                <w:sz w:val="20"/>
+                <w:szCs w:val="20"/>
+              </w:rPr>
+              <w:t xml:space="preserve">Everything in Growth, plus API access, bulk import/export, priority support, custom reminder schedules</w:t>
+            </w:r>
+          </w:p>
+        </w:tc>
+      </w:tr>
+      <w:tr>
+        <w:tc>
+          <w:tcPr>
+            <w:tcW w:type="dxa" w:w="1700"/>
+            <w:shd w:fill="EAF2FB" w:val="clear"/>
+            <w:tcMar>
+              <w:top w:type="dxa" w:w="100"/>
+              <w:left w:type="dxa" w:w="120"/>
+              <w:bottom w:type="dxa" w:w="100"/>
+              <w:right w:type="dxa" w:w="120"/>
+            </w:tcMar>
+            <w:vAlign w:val="center"/>
+          </w:tcPr>
+          <w:p>
+            <w:r>
+              <w:rPr>
+                <w:rFonts w:ascii="Calibri" w:cs="Calibri" w:eastAsia="Calibri" w:hAnsi="Calibri"/>
+                <w:b w:val="false"/>
+                <w:bCs w:val="false"/>
+                <w:color w:val="0F2033"/>
+                <w:sz w:val="20"/>
+                <w:szCs w:val="20"/>
+              </w:rPr>
+              <w:t xml:space="preserve">Enterprise</w:t>
+            </w:r>
+          </w:p>
+        </w:tc>
+        <w:tc>
+          <w:tcPr>
+            <w:tcW w:type="dxa" w:w="1900"/>
+            <w:shd w:fill="EAF2FB" w:val="clear"/>
+            <w:tcMar>
+              <w:top w:type="dxa" w:w="100"/>
+              <w:left w:type="dxa" w:w="120"/>
+              <w:bottom w:type="dxa" w:w="100"/>
+              <w:right w:type="dxa" w:w="120"/>
+            </w:tcMar>
+            <w:vAlign w:val="center"/>
+          </w:tcPr>
+          <w:p>
+            <w:r>
+              <w:rPr>
+                <w:rFonts w:ascii="Calibri" w:cs="Calibri" w:eastAsia="Calibri" w:hAnsi="Calibri"/>
+                <w:b w:val="false"/>
+                <w:bCs w:val="false"/>
+                <w:color w:val="0F2033"/>
+                <w:sz w:val="20"/>
+                <w:szCs w:val="20"/>
+              </w:rPr>
+              <w:t xml:space="preserve">Custom</w:t>
+            </w:r>
+          </w:p>
+        </w:tc>
+        <w:tc>
+          <w:tcPr>
+            <w:tcW w:type="dxa" w:w="2800"/>
+            <w:shd w:fill="EAF2FB" w:val="clear"/>
+            <w:tcMar>
+              <w:top w:type="dxa" w:w="100"/>
+              <w:left w:type="dxa" w:w="120"/>
+              <w:bottom w:type="dxa" w:w="100"/>
+              <w:right w:type="dxa" w:w="120"/>
+            </w:tcMar>
+            <w:vAlign w:val="center"/>
+          </w:tcPr>
+          <w:p>
+            <w:r>
+              <w:rPr>
+                <w:rFonts w:ascii="Calibri" w:cs="Calibri" w:eastAsia="Calibri" w:hAnsi="Calibri"/>
+                <w:b w:val="false"/>
+                <w:bCs w:val="false"/>
+                <w:color w:val="0F2033"/>
+                <w:sz w:val="20"/>
+                <w:szCs w:val="20"/>
+              </w:rPr>
+              <w:t xml:space="preserve">Unlimited</w:t>
+            </w:r>
+          </w:p>
+        </w:tc>
+        <w:tc>
+          <w:tcPr>
+            <w:tcW w:type="dxa" w:w="3140"/>
+            <w:shd w:fill="EAF2FB" w:val="clear"/>
+            <w:tcMar>
+              <w:top w:type="dxa" w:w="100"/>
+              <w:left w:type="dxa" w:w="120"/>
+              <w:bottom w:type="dxa" w:w="100"/>
+              <w:right w:type="dxa" w:w="120"/>
+            </w:tcMar>
+            <w:vAlign w:val="center"/>
+          </w:tcPr>
+          <w:p>
+            <w:r>
+              <w:rPr>
+                <w:rFonts w:ascii="Calibri" w:cs="Calibri" w:eastAsia="Calibri" w:hAnsi="Calibri"/>
+                <w:b w:val="false"/>
+                <w:bCs w:val="false"/>
+                <w:color w:val="0F2033"/>
+                <w:sz w:val="20"/>
+                <w:szCs w:val="20"/>
+              </w:rPr>
+              <w:t xml:space="preserve">Dedicated success manager, custom SLA, SSO/custom integrations, white-label option</w:t>
             </w:r>
           </w:p>
         </w:tc>
@@ -5800,8 +6034,8 @@
     </w:tbl>
     <w:p>
       <w:pPr>
-        <w:pStyle w:val="Heading1"/>
-        <w:spacing w:after="200" w:before="440"/>
+        <w:pStyle w:val="Heading2"/>
+        <w:spacing w:after="140" w:before="280"/>
       </w:pPr>
       <w:r>
         <w:rPr>
@@ -5809,10 +6043,10 @@
           <w:b/>
           <w:bCs/>
           <w:color w:val="0B2545"/>
-          <w:sz w:val="30"/>
-          <w:szCs w:val="30"/>
-        </w:rPr>
-        <w:t xml:space="preserve">14. Technology Vision</w:t>
+          <w:sz w:val="24"/>
+          <w:szCs w:val="24"/>
+        </w:rPr>
+        <w:t xml:space="preserve">Add-Ons</w:t>
       </w:r>
     </w:p>
     <w:p>
@@ -5833,7 +6067,7 @@
           <w:sz w:val="22"/>
           <w:szCs w:val="22"/>
         </w:rPr>
-        <w:t xml:space="preserve">Cloud-native SaaS</w:t>
+        <w:t xml:space="preserve">Extra SMS credit bundles</w:t>
       </w:r>
       <w:r>
         <w:rPr>
@@ -5842,7 +6076,7 @@
           <w:sz w:val="22"/>
           <w:szCs w:val="22"/>
         </w:rPr>
-        <w:t xml:space="preserve"> — accessible anywhere, always current, with no infrastructure for customers to maintain.</w:t>
+        <w:t xml:space="preserve"> — for organizations exceeding plan-included SMS volume.</w:t>
       </w:r>
     </w:p>
     <w:p>
@@ -5863,7 +6097,7 @@
           <w:sz w:val="22"/>
           <w:szCs w:val="22"/>
         </w:rPr>
-        <w:t xml:space="preserve">Configurable by design</w:t>
+        <w:t xml:space="preserve">Additional admin seats</w:t>
       </w:r>
       <w:r>
         <w:rPr>
@@ -5872,7 +6106,7 @@
           <w:sz w:val="22"/>
           <w:szCs w:val="22"/>
         </w:rPr>
-        <w:t xml:space="preserve"> — organizations can define custom reminder schedules and manage profiles their own way.</w:t>
+        <w:t xml:space="preserve"> — beyond the plan's included seat count.</w:t>
       </w:r>
     </w:p>
     <w:p>
@@ -5893,7 +6127,7 @@
           <w:sz w:val="22"/>
           <w:szCs w:val="22"/>
         </w:rPr>
-        <w:t xml:space="preserve">Web &amp; mobile access</w:t>
+        <w:t xml:space="preserve">White-label branding</w:t>
       </w:r>
       <w:r>
         <w:rPr>
@@ -5902,7 +6136,1302 @@
           <w:sz w:val="22"/>
           <w:szCs w:val="22"/>
         </w:rPr>
-        <w:t xml:space="preserve"> — users can manage documents and receive alerts from desktop or on the go.</w:t>
+        <w:t xml:space="preserve"> — available on Growth and Business tiers.</w:t>
+      </w:r>
+    </w:p>
+    <w:p>
+      <w:pPr>
+        <w:spacing w:after="160" w:line="300"/>
+      </w:pPr>
+      <w:r>
+        <w:rPr>
+          <w:rFonts w:ascii="Calibri" w:cs="Calibri" w:eastAsia="Calibri" w:hAnsi="Calibri"/>
+          <w:color w:val="0F2033"/>
+          <w:sz w:val="22"/>
+          <w:szCs w:val="22"/>
+        </w:rPr>
+        <w:t xml:space="preserve">Annual billing is discounted roughly two months versus monthly (~16.7%), a common SaaS convention. Pricing is a planning-stage estimate for internal use and should be validated against direct quotes from Certemy, Jobbatical, and Xpatweb (unpublished pricing) before external use.</w:t>
+      </w:r>
+    </w:p>
+    <w:p>
+      <w:pPr>
+        <w:pStyle w:val="Heading1"/>
+        <w:spacing w:after="200" w:before="440"/>
+      </w:pPr>
+      <w:r>
+        <w:rPr>
+          <w:rFonts w:ascii="Calibri" w:cs="Calibri" w:eastAsia="Calibri" w:hAnsi="Calibri"/>
+          <w:b/>
+          <w:bCs/>
+          <w:color w:val="0B2545"/>
+          <w:sz w:val="30"/>
+          <w:szCs w:val="30"/>
+        </w:rPr>
+        <w:t xml:space="preserve">14. Success Metrics / KPIs</w:t>
+      </w:r>
+    </w:p>
+    <w:p>
+      <w:pPr>
+        <w:pStyle w:val="Heading2"/>
+        <w:spacing w:after="140" w:before="280"/>
+      </w:pPr>
+      <w:r>
+        <w:rPr>
+          <w:rFonts w:ascii="Calibri" w:cs="Calibri" w:eastAsia="Calibri" w:hAnsi="Calibri"/>
+          <w:b/>
+          <w:bCs/>
+          <w:color w:val="0B2545"/>
+          <w:sz w:val="24"/>
+          <w:szCs w:val="24"/>
+        </w:rPr>
+        <w:t xml:space="preserve">Compliance &amp; Risk Reduction</w:t>
+      </w:r>
+    </w:p>
+    <w:tbl>
+      <w:tblPr>
+        <w:tblW w:type="dxa" w:w="9540"/>
+        <w:tblBorders>
+          <w:top w:val="single" w:color="auto" w:sz="4"/>
+          <w:left w:val="single" w:color="auto" w:sz="4"/>
+          <w:bottom w:val="single" w:color="auto" w:sz="4"/>
+          <w:right w:val="single" w:color="auto" w:sz="4"/>
+          <w:insideH w:val="single" w:color="auto" w:sz="4"/>
+          <w:insideV w:val="single" w:color="auto" w:sz="4"/>
+        </w:tblBorders>
+      </w:tblPr>
+      <w:tblGrid>
+        <w:gridCol w:w="4700"/>
+        <w:gridCol w:w="4840"/>
+      </w:tblGrid>
+      <w:tr>
+        <w:trPr>
+          <w:tblHeader/>
+        </w:trPr>
+        <w:tc>
+          <w:tcPr>
+            <w:tcW w:type="dxa" w:w="4700"/>
+            <w:shd w:fill="0B2545" w:val="clear"/>
+            <w:tcMar>
+              <w:top w:type="dxa" w:w="100"/>
+              <w:left w:type="dxa" w:w="120"/>
+              <w:bottom w:type="dxa" w:w="100"/>
+              <w:right w:type="dxa" w:w="120"/>
+            </w:tcMar>
+            <w:vAlign w:val="center"/>
+          </w:tcPr>
+          <w:p>
+            <w:r>
+              <w:rPr>
+                <w:rFonts w:ascii="Calibri" w:cs="Calibri" w:eastAsia="Calibri" w:hAnsi="Calibri"/>
+                <w:b/>
+                <w:bCs/>
+                <w:color w:val="FFFFFF"/>
+                <w:sz w:val="20"/>
+                <w:szCs w:val="20"/>
+              </w:rPr>
+              <w:t xml:space="preserve">Metric</w:t>
+            </w:r>
+          </w:p>
+        </w:tc>
+        <w:tc>
+          <w:tcPr>
+            <w:tcW w:type="dxa" w:w="4840"/>
+            <w:shd w:fill="0B2545" w:val="clear"/>
+            <w:tcMar>
+              <w:top w:type="dxa" w:w="100"/>
+              <w:left w:type="dxa" w:w="120"/>
+              <w:bottom w:type="dxa" w:w="100"/>
+              <w:right w:type="dxa" w:w="120"/>
+            </w:tcMar>
+            <w:vAlign w:val="center"/>
+          </w:tcPr>
+          <w:p>
+            <w:r>
+              <w:rPr>
+                <w:rFonts w:ascii="Calibri" w:cs="Calibri" w:eastAsia="Calibri" w:hAnsi="Calibri"/>
+                <w:b/>
+                <w:bCs/>
+                <w:color w:val="FFFFFF"/>
+                <w:sz w:val="20"/>
+                <w:szCs w:val="20"/>
+              </w:rPr>
+              <w:t xml:space="preserve">Target</w:t>
+            </w:r>
+          </w:p>
+        </w:tc>
+      </w:tr>
+      <w:tr>
+        <w:tc>
+          <w:tcPr>
+            <w:tcW w:type="dxa" w:w="4700"/>
+            <w:tcMar>
+              <w:top w:type="dxa" w:w="100"/>
+              <w:left w:type="dxa" w:w="120"/>
+              <w:bottom w:type="dxa" w:w="100"/>
+              <w:right w:type="dxa" w:w="120"/>
+            </w:tcMar>
+            <w:vAlign w:val="center"/>
+          </w:tcPr>
+          <w:p>
+            <w:r>
+              <w:rPr>
+                <w:rFonts w:ascii="Calibri" w:cs="Calibri" w:eastAsia="Calibri" w:hAnsi="Calibri"/>
+                <w:b w:val="false"/>
+                <w:bCs w:val="false"/>
+                <w:color w:val="0F2033"/>
+                <w:sz w:val="20"/>
+                <w:szCs w:val="20"/>
+              </w:rPr>
+              <w:t xml:space="preserve">Document renewal rate before expiry</w:t>
+            </w:r>
+          </w:p>
+        </w:tc>
+        <w:tc>
+          <w:tcPr>
+            <w:tcW w:type="dxa" w:w="4840"/>
+            <w:tcMar>
+              <w:top w:type="dxa" w:w="100"/>
+              <w:left w:type="dxa" w:w="120"/>
+              <w:bottom w:type="dxa" w:w="100"/>
+              <w:right w:type="dxa" w:w="120"/>
+            </w:tcMar>
+            <w:vAlign w:val="center"/>
+          </w:tcPr>
+          <w:p>
+            <w:r>
+              <w:rPr>
+                <w:rFonts w:ascii="Calibri" w:cs="Calibri" w:eastAsia="Calibri" w:hAnsi="Calibri"/>
+                <w:b w:val="false"/>
+                <w:bCs w:val="false"/>
+                <w:color w:val="0F2033"/>
+                <w:sz w:val="20"/>
+                <w:szCs w:val="20"/>
+              </w:rPr>
+              <w:t xml:space="preserve">100% — zero-lapse rate across all tracked documents</w:t>
+            </w:r>
+          </w:p>
+        </w:tc>
+      </w:tr>
+      <w:tr>
+        <w:tc>
+          <w:tcPr>
+            <w:tcW w:type="dxa" w:w="4700"/>
+            <w:shd w:fill="EAF2FB" w:val="clear"/>
+            <w:tcMar>
+              <w:top w:type="dxa" w:w="100"/>
+              <w:left w:type="dxa" w:w="120"/>
+              <w:bottom w:type="dxa" w:w="100"/>
+              <w:right w:type="dxa" w:w="120"/>
+            </w:tcMar>
+            <w:vAlign w:val="center"/>
+          </w:tcPr>
+          <w:p>
+            <w:r>
+              <w:rPr>
+                <w:rFonts w:ascii="Calibri" w:cs="Calibri" w:eastAsia="Calibri" w:hAnsi="Calibri"/>
+                <w:b w:val="false"/>
+                <w:bCs w:val="false"/>
+                <w:color w:val="0F2033"/>
+                <w:sz w:val="20"/>
+                <w:szCs w:val="20"/>
+              </w:rPr>
+              <w:t xml:space="preserve">Expired / lapsed documents per month</w:t>
+            </w:r>
+          </w:p>
+        </w:tc>
+        <w:tc>
+          <w:tcPr>
+            <w:tcW w:type="dxa" w:w="4840"/>
+            <w:shd w:fill="EAF2FB" w:val="clear"/>
+            <w:tcMar>
+              <w:top w:type="dxa" w:w="100"/>
+              <w:left w:type="dxa" w:w="120"/>
+              <w:bottom w:type="dxa" w:w="100"/>
+              <w:right w:type="dxa" w:w="120"/>
+            </w:tcMar>
+            <w:vAlign w:val="center"/>
+          </w:tcPr>
+          <w:p>
+            <w:r>
+              <w:rPr>
+                <w:rFonts w:ascii="Calibri" w:cs="Calibri" w:eastAsia="Calibri" w:hAnsi="Calibri"/>
+                <w:b w:val="false"/>
+                <w:bCs w:val="false"/>
+                <w:color w:val="0F2033"/>
+                <w:sz w:val="20"/>
+                <w:szCs w:val="20"/>
+              </w:rPr>
+              <w:t xml:space="preserve">0, trending down from baseline and staying there</w:t>
+            </w:r>
+          </w:p>
+        </w:tc>
+      </w:tr>
+      <w:tr>
+        <w:tc>
+          <w:tcPr>
+            <w:tcW w:type="dxa" w:w="4700"/>
+            <w:tcMar>
+              <w:top w:type="dxa" w:w="100"/>
+              <w:left w:type="dxa" w:w="120"/>
+              <w:bottom w:type="dxa" w:w="100"/>
+              <w:right w:type="dxa" w:w="120"/>
+            </w:tcMar>
+            <w:vAlign w:val="center"/>
+          </w:tcPr>
+          <w:p>
+            <w:r>
+              <w:rPr>
+                <w:rFonts w:ascii="Calibri" w:cs="Calibri" w:eastAsia="Calibri" w:hAnsi="Calibri"/>
+                <w:b w:val="false"/>
+                <w:bCs w:val="false"/>
+                <w:color w:val="0F2033"/>
+                <w:sz w:val="20"/>
+                <w:szCs w:val="20"/>
+              </w:rPr>
+              <w:t xml:space="preserve">Average days-before-expiry at renewal completion</w:t>
+            </w:r>
+          </w:p>
+        </w:tc>
+        <w:tc>
+          <w:tcPr>
+            <w:tcW w:type="dxa" w:w="4840"/>
+            <w:tcMar>
+              <w:top w:type="dxa" w:w="100"/>
+              <w:left w:type="dxa" w:w="120"/>
+              <w:bottom w:type="dxa" w:w="100"/>
+              <w:right w:type="dxa" w:w="120"/>
+            </w:tcMar>
+            <w:vAlign w:val="center"/>
+          </w:tcPr>
+          <w:p>
+            <w:r>
+              <w:rPr>
+                <w:rFonts w:ascii="Calibri" w:cs="Calibri" w:eastAsia="Calibri" w:hAnsi="Calibri"/>
+                <w:b w:val="false"/>
+                <w:bCs w:val="false"/>
+                <w:color w:val="0F2033"/>
+                <w:sz w:val="20"/>
+                <w:szCs w:val="20"/>
+              </w:rPr>
+              <w:t xml:space="preserve">Earlier completion over time signals a healthier process</w:t>
+            </w:r>
+          </w:p>
+        </w:tc>
+      </w:tr>
+      <w:tr>
+        <w:tc>
+          <w:tcPr>
+            <w:tcW w:type="dxa" w:w="4700"/>
+            <w:shd w:fill="EAF2FB" w:val="clear"/>
+            <w:tcMar>
+              <w:top w:type="dxa" w:w="100"/>
+              <w:left w:type="dxa" w:w="120"/>
+              <w:bottom w:type="dxa" w:w="100"/>
+              <w:right w:type="dxa" w:w="120"/>
+            </w:tcMar>
+            <w:vAlign w:val="center"/>
+          </w:tcPr>
+          <w:p>
+            <w:r>
+              <w:rPr>
+                <w:rFonts w:ascii="Calibri" w:cs="Calibri" w:eastAsia="Calibri" w:hAnsi="Calibri"/>
+                <w:b w:val="false"/>
+                <w:bCs w:val="false"/>
+                <w:color w:val="0F2033"/>
+                <w:sz w:val="20"/>
+                <w:szCs w:val="20"/>
+              </w:rPr>
+              <w:t xml:space="preserve">Compliance reporting</w:t>
+            </w:r>
+          </w:p>
+        </w:tc>
+        <w:tc>
+          <w:tcPr>
+            <w:tcW w:type="dxa" w:w="4840"/>
+            <w:shd w:fill="EAF2FB" w:val="clear"/>
+            <w:tcMar>
+              <w:top w:type="dxa" w:w="100"/>
+              <w:left w:type="dxa" w:w="120"/>
+              <w:bottom w:type="dxa" w:w="100"/>
+              <w:right w:type="dxa" w:w="120"/>
+            </w:tcMar>
+            <w:vAlign w:val="center"/>
+          </w:tcPr>
+          <w:p>
+            <w:r>
+              <w:rPr>
+                <w:rFonts w:ascii="Calibri" w:cs="Calibri" w:eastAsia="Calibri" w:hAnsi="Calibri"/>
+                <w:b w:val="false"/>
+                <w:bCs w:val="false"/>
+                <w:color w:val="0F2033"/>
+                <w:sz w:val="20"/>
+                <w:szCs w:val="20"/>
+              </w:rPr>
+              <w:t xml:space="preserve">Audit-ready report generated on demand, in a single click</w:t>
+            </w:r>
+          </w:p>
+        </w:tc>
+      </w:tr>
+    </w:tbl>
+    <w:p>
+      <w:pPr>
+        <w:pStyle w:val="Heading2"/>
+        <w:spacing w:after="140" w:before="280"/>
+      </w:pPr>
+      <w:r>
+        <w:rPr>
+          <w:rFonts w:ascii="Calibri" w:cs="Calibri" w:eastAsia="Calibri" w:hAnsi="Calibri"/>
+          <w:b/>
+          <w:bCs/>
+          <w:color w:val="0B2545"/>
+          <w:sz w:val="24"/>
+          <w:szCs w:val="24"/>
+        </w:rPr>
+        <w:t xml:space="preserve">Operational Efficiency</w:t>
+      </w:r>
+    </w:p>
+    <w:tbl>
+      <w:tblPr>
+        <w:tblW w:type="dxa" w:w="9540"/>
+        <w:tblBorders>
+          <w:top w:val="single" w:color="auto" w:sz="4"/>
+          <w:left w:val="single" w:color="auto" w:sz="4"/>
+          <w:bottom w:val="single" w:color="auto" w:sz="4"/>
+          <w:right w:val="single" w:color="auto" w:sz="4"/>
+          <w:insideH w:val="single" w:color="auto" w:sz="4"/>
+          <w:insideV w:val="single" w:color="auto" w:sz="4"/>
+        </w:tblBorders>
+      </w:tblPr>
+      <w:tblGrid>
+        <w:gridCol w:w="4700"/>
+        <w:gridCol w:w="4840"/>
+      </w:tblGrid>
+      <w:tr>
+        <w:trPr>
+          <w:tblHeader/>
+        </w:trPr>
+        <w:tc>
+          <w:tcPr>
+            <w:tcW w:type="dxa" w:w="4700"/>
+            <w:shd w:fill="0B2545" w:val="clear"/>
+            <w:tcMar>
+              <w:top w:type="dxa" w:w="100"/>
+              <w:left w:type="dxa" w:w="120"/>
+              <w:bottom w:type="dxa" w:w="100"/>
+              <w:right w:type="dxa" w:w="120"/>
+            </w:tcMar>
+            <w:vAlign w:val="center"/>
+          </w:tcPr>
+          <w:p>
+            <w:r>
+              <w:rPr>
+                <w:rFonts w:ascii="Calibri" w:cs="Calibri" w:eastAsia="Calibri" w:hAnsi="Calibri"/>
+                <w:b/>
+                <w:bCs/>
+                <w:color w:val="FFFFFF"/>
+                <w:sz w:val="20"/>
+                <w:szCs w:val="20"/>
+              </w:rPr>
+              <w:t xml:space="preserve">Metric</w:t>
+            </w:r>
+          </w:p>
+        </w:tc>
+        <w:tc>
+          <w:tcPr>
+            <w:tcW w:type="dxa" w:w="4840"/>
+            <w:shd w:fill="0B2545" w:val="clear"/>
+            <w:tcMar>
+              <w:top w:type="dxa" w:w="100"/>
+              <w:left w:type="dxa" w:w="120"/>
+              <w:bottom w:type="dxa" w:w="100"/>
+              <w:right w:type="dxa" w:w="120"/>
+            </w:tcMar>
+            <w:vAlign w:val="center"/>
+          </w:tcPr>
+          <w:p>
+            <w:r>
+              <w:rPr>
+                <w:rFonts w:ascii="Calibri" w:cs="Calibri" w:eastAsia="Calibri" w:hAnsi="Calibri"/>
+                <w:b/>
+                <w:bCs/>
+                <w:color w:val="FFFFFF"/>
+                <w:sz w:val="20"/>
+                <w:szCs w:val="20"/>
+              </w:rPr>
+              <w:t xml:space="preserve">Target</w:t>
+            </w:r>
+          </w:p>
+        </w:tc>
+      </w:tr>
+      <w:tr>
+        <w:tc>
+          <w:tcPr>
+            <w:tcW w:type="dxa" w:w="4700"/>
+            <w:tcMar>
+              <w:top w:type="dxa" w:w="100"/>
+              <w:left w:type="dxa" w:w="120"/>
+              <w:bottom w:type="dxa" w:w="100"/>
+              <w:right w:type="dxa" w:w="120"/>
+            </w:tcMar>
+            <w:vAlign w:val="center"/>
+          </w:tcPr>
+          <w:p>
+            <w:r>
+              <w:rPr>
+                <w:rFonts w:ascii="Calibri" w:cs="Calibri" w:eastAsia="Calibri" w:hAnsi="Calibri"/>
+                <w:b w:val="false"/>
+                <w:bCs w:val="false"/>
+                <w:color w:val="0F2033"/>
+                <w:sz w:val="20"/>
+                <w:szCs w:val="20"/>
+              </w:rPr>
+              <w:t xml:space="preserve">HR hours saved per month vs. pre-DocRenew manual tracking</w:t>
+            </w:r>
+          </w:p>
+        </w:tc>
+        <w:tc>
+          <w:tcPr>
+            <w:tcW w:type="dxa" w:w="4840"/>
+            <w:tcMar>
+              <w:top w:type="dxa" w:w="100"/>
+              <w:left w:type="dxa" w:w="120"/>
+              <w:bottom w:type="dxa" w:w="100"/>
+              <w:right w:type="dxa" w:w="120"/>
+            </w:tcMar>
+            <w:vAlign w:val="center"/>
+          </w:tcPr>
+          <w:p>
+            <w:r>
+              <w:rPr>
+                <w:rFonts w:ascii="Calibri" w:cs="Calibri" w:eastAsia="Calibri" w:hAnsi="Calibri"/>
+                <w:b w:val="false"/>
+                <w:bCs w:val="false"/>
+                <w:color w:val="0F2033"/>
+                <w:sz w:val="20"/>
+                <w:szCs w:val="20"/>
+              </w:rPr>
+              <w:t xml:space="preserve">Up to 90% reduction in manual tracking effort</w:t>
+            </w:r>
+          </w:p>
+        </w:tc>
+      </w:tr>
+      <w:tr>
+        <w:tc>
+          <w:tcPr>
+            <w:tcW w:type="dxa" w:w="4700"/>
+            <w:shd w:fill="EAF2FB" w:val="clear"/>
+            <w:tcMar>
+              <w:top w:type="dxa" w:w="100"/>
+              <w:left w:type="dxa" w:w="120"/>
+              <w:bottom w:type="dxa" w:w="100"/>
+              <w:right w:type="dxa" w:w="120"/>
+            </w:tcMar>
+            <w:vAlign w:val="center"/>
+          </w:tcPr>
+          <w:p>
+            <w:r>
+              <w:rPr>
+                <w:rFonts w:ascii="Calibri" w:cs="Calibri" w:eastAsia="Calibri" w:hAnsi="Calibri"/>
+                <w:b w:val="false"/>
+                <w:bCs w:val="false"/>
+                <w:color w:val="0F2033"/>
+                <w:sz w:val="20"/>
+                <w:szCs w:val="20"/>
+              </w:rPr>
+              <w:t xml:space="preserve">Time from document upload to reminder schedule active</w:t>
+            </w:r>
+          </w:p>
+        </w:tc>
+        <w:tc>
+          <w:tcPr>
+            <w:tcW w:type="dxa" w:w="4840"/>
+            <w:shd w:fill="EAF2FB" w:val="clear"/>
+            <w:tcMar>
+              <w:top w:type="dxa" w:w="100"/>
+              <w:left w:type="dxa" w:w="120"/>
+              <w:bottom w:type="dxa" w:w="100"/>
+              <w:right w:type="dxa" w:w="120"/>
+            </w:tcMar>
+            <w:vAlign w:val="center"/>
+          </w:tcPr>
+          <w:p>
+            <w:r>
+              <w:rPr>
+                <w:rFonts w:ascii="Calibri" w:cs="Calibri" w:eastAsia="Calibri" w:hAnsi="Calibri"/>
+                <w:b w:val="false"/>
+                <w:bCs w:val="false"/>
+                <w:color w:val="0F2033"/>
+                <w:sz w:val="20"/>
+                <w:szCs w:val="20"/>
+              </w:rPr>
+              <w:t xml:space="preserve">Near-instant / fully automated</w:t>
+            </w:r>
+          </w:p>
+        </w:tc>
+      </w:tr>
+      <w:tr>
+        <w:tc>
+          <w:tcPr>
+            <w:tcW w:type="dxa" w:w="4700"/>
+            <w:tcMar>
+              <w:top w:type="dxa" w:w="100"/>
+              <w:left w:type="dxa" w:w="120"/>
+              <w:bottom w:type="dxa" w:w="100"/>
+              <w:right w:type="dxa" w:w="120"/>
+            </w:tcMar>
+            <w:vAlign w:val="center"/>
+          </w:tcPr>
+          <w:p>
+            <w:r>
+              <w:rPr>
+                <w:rFonts w:ascii="Calibri" w:cs="Calibri" w:eastAsia="Calibri" w:hAnsi="Calibri"/>
+                <w:b w:val="false"/>
+                <w:bCs w:val="false"/>
+                <w:color w:val="0F2033"/>
+                <w:sz w:val="20"/>
+                <w:szCs w:val="20"/>
+              </w:rPr>
+              <w:t xml:space="preserve">Reminders that trigger renewal action within 48 hours</w:t>
+            </w:r>
+          </w:p>
+        </w:tc>
+        <w:tc>
+          <w:tcPr>
+            <w:tcW w:type="dxa" w:w="4840"/>
+            <w:tcMar>
+              <w:top w:type="dxa" w:w="100"/>
+              <w:left w:type="dxa" w:w="120"/>
+              <w:bottom w:type="dxa" w:w="100"/>
+              <w:right w:type="dxa" w:w="120"/>
+            </w:tcMar>
+            <w:vAlign w:val="center"/>
+          </w:tcPr>
+          <w:p>
+            <w:r>
+              <w:rPr>
+                <w:rFonts w:ascii="Calibri" w:cs="Calibri" w:eastAsia="Calibri" w:hAnsi="Calibri"/>
+                <w:b w:val="false"/>
+                <w:bCs w:val="false"/>
+                <w:color w:val="0F2033"/>
+                <w:sz w:val="20"/>
+                <w:szCs w:val="20"/>
+              </w:rPr>
+              <w:t xml:space="preserve">Increasing month over month</w:t>
+            </w:r>
+          </w:p>
+        </w:tc>
+      </w:tr>
+    </w:tbl>
+    <w:p>
+      <w:pPr>
+        <w:pStyle w:val="Heading2"/>
+        <w:spacing w:after="140" w:before="280"/>
+      </w:pPr>
+      <w:r>
+        <w:rPr>
+          <w:rFonts w:ascii="Calibri" w:cs="Calibri" w:eastAsia="Calibri" w:hAnsi="Calibri"/>
+          <w:b/>
+          <w:bCs/>
+          <w:color w:val="0B2545"/>
+          <w:sz w:val="24"/>
+          <w:szCs w:val="24"/>
+        </w:rPr>
+        <w:t xml:space="preserve">Notification Effectiveness</w:t>
+      </w:r>
+    </w:p>
+    <w:tbl>
+      <w:tblPr>
+        <w:tblW w:type="dxa" w:w="9540"/>
+        <w:tblBorders>
+          <w:top w:val="single" w:color="auto" w:sz="4"/>
+          <w:left w:val="single" w:color="auto" w:sz="4"/>
+          <w:bottom w:val="single" w:color="auto" w:sz="4"/>
+          <w:right w:val="single" w:color="auto" w:sz="4"/>
+          <w:insideH w:val="single" w:color="auto" w:sz="4"/>
+          <w:insideV w:val="single" w:color="auto" w:sz="4"/>
+        </w:tblBorders>
+      </w:tblPr>
+      <w:tblGrid>
+        <w:gridCol w:w="4700"/>
+        <w:gridCol w:w="4840"/>
+      </w:tblGrid>
+      <w:tr>
+        <w:trPr>
+          <w:tblHeader/>
+        </w:trPr>
+        <w:tc>
+          <w:tcPr>
+            <w:tcW w:type="dxa" w:w="4700"/>
+            <w:shd w:fill="0B2545" w:val="clear"/>
+            <w:tcMar>
+              <w:top w:type="dxa" w:w="100"/>
+              <w:left w:type="dxa" w:w="120"/>
+              <w:bottom w:type="dxa" w:w="100"/>
+              <w:right w:type="dxa" w:w="120"/>
+            </w:tcMar>
+            <w:vAlign w:val="center"/>
+          </w:tcPr>
+          <w:p>
+            <w:r>
+              <w:rPr>
+                <w:rFonts w:ascii="Calibri" w:cs="Calibri" w:eastAsia="Calibri" w:hAnsi="Calibri"/>
+                <w:b/>
+                <w:bCs/>
+                <w:color w:val="FFFFFF"/>
+                <w:sz w:val="20"/>
+                <w:szCs w:val="20"/>
+              </w:rPr>
+              <w:t xml:space="preserve">Metric</w:t>
+            </w:r>
+          </w:p>
+        </w:tc>
+        <w:tc>
+          <w:tcPr>
+            <w:tcW w:type="dxa" w:w="4840"/>
+            <w:shd w:fill="0B2545" w:val="clear"/>
+            <w:tcMar>
+              <w:top w:type="dxa" w:w="100"/>
+              <w:left w:type="dxa" w:w="120"/>
+              <w:bottom w:type="dxa" w:w="100"/>
+              <w:right w:type="dxa" w:w="120"/>
+            </w:tcMar>
+            <w:vAlign w:val="center"/>
+          </w:tcPr>
+          <w:p>
+            <w:r>
+              <w:rPr>
+                <w:rFonts w:ascii="Calibri" w:cs="Calibri" w:eastAsia="Calibri" w:hAnsi="Calibri"/>
+                <w:b/>
+                <w:bCs/>
+                <w:color w:val="FFFFFF"/>
+                <w:sz w:val="20"/>
+                <w:szCs w:val="20"/>
+              </w:rPr>
+              <w:t xml:space="preserve">Target</w:t>
+            </w:r>
+          </w:p>
+        </w:tc>
+      </w:tr>
+      <w:tr>
+        <w:tc>
+          <w:tcPr>
+            <w:tcW w:type="dxa" w:w="4700"/>
+            <w:tcMar>
+              <w:top w:type="dxa" w:w="100"/>
+              <w:left w:type="dxa" w:w="120"/>
+              <w:bottom w:type="dxa" w:w="100"/>
+              <w:right w:type="dxa" w:w="120"/>
+            </w:tcMar>
+            <w:vAlign w:val="center"/>
+          </w:tcPr>
+          <w:p>
+            <w:r>
+              <w:rPr>
+                <w:rFonts w:ascii="Calibri" w:cs="Calibri" w:eastAsia="Calibri" w:hAnsi="Calibri"/>
+                <w:b w:val="false"/>
+                <w:bCs w:val="false"/>
+                <w:color w:val="0F2033"/>
+                <w:sz w:val="20"/>
+                <w:szCs w:val="20"/>
+              </w:rPr>
+              <w:t xml:space="preserve">Delivery success rate per channel (email / SMS / app)</w:t>
+            </w:r>
+          </w:p>
+        </w:tc>
+        <w:tc>
+          <w:tcPr>
+            <w:tcW w:type="dxa" w:w="4840"/>
+            <w:tcMar>
+              <w:top w:type="dxa" w:w="100"/>
+              <w:left w:type="dxa" w:w="120"/>
+              <w:bottom w:type="dxa" w:w="100"/>
+              <w:right w:type="dxa" w:w="120"/>
+            </w:tcMar>
+            <w:vAlign w:val="center"/>
+          </w:tcPr>
+          <w:p>
+            <w:r>
+              <w:rPr>
+                <w:rFonts w:ascii="Calibri" w:cs="Calibri" w:eastAsia="Calibri" w:hAnsi="Calibri"/>
+                <w:b w:val="false"/>
+                <w:bCs w:val="false"/>
+                <w:color w:val="0F2033"/>
+                <w:sz w:val="20"/>
+                <w:szCs w:val="20"/>
+              </w:rPr>
+              <w:t xml:space="preserve">24/7 automated monitoring with reliable, logged delivery</w:t>
+            </w:r>
+          </w:p>
+        </w:tc>
+      </w:tr>
+      <w:tr>
+        <w:tc>
+          <w:tcPr>
+            <w:tcW w:type="dxa" w:w="4700"/>
+            <w:shd w:fill="EAF2FB" w:val="clear"/>
+            <w:tcMar>
+              <w:top w:type="dxa" w:w="100"/>
+              <w:left w:type="dxa" w:w="120"/>
+              <w:bottom w:type="dxa" w:w="100"/>
+              <w:right w:type="dxa" w:w="120"/>
+            </w:tcMar>
+            <w:vAlign w:val="center"/>
+          </w:tcPr>
+          <w:p>
+            <w:r>
+              <w:rPr>
+                <w:rFonts w:ascii="Calibri" w:cs="Calibri" w:eastAsia="Calibri" w:hAnsi="Calibri"/>
+                <w:b w:val="false"/>
+                <w:bCs w:val="false"/>
+                <w:color w:val="0F2033"/>
+                <w:sz w:val="20"/>
+                <w:szCs w:val="20"/>
+              </w:rPr>
+              <w:t xml:space="preserve">Acknowledgment rate at each escalation tier (3mo / 1mo / 5-day / expiry)</w:t>
+            </w:r>
+          </w:p>
+        </w:tc>
+        <w:tc>
+          <w:tcPr>
+            <w:tcW w:type="dxa" w:w="4840"/>
+            <w:shd w:fill="EAF2FB" w:val="clear"/>
+            <w:tcMar>
+              <w:top w:type="dxa" w:w="100"/>
+              <w:left w:type="dxa" w:w="120"/>
+              <w:bottom w:type="dxa" w:w="100"/>
+              <w:right w:type="dxa" w:w="120"/>
+            </w:tcMar>
+            <w:vAlign w:val="center"/>
+          </w:tcPr>
+          <w:p>
+            <w:r>
+              <w:rPr>
+                <w:rFonts w:ascii="Calibri" w:cs="Calibri" w:eastAsia="Calibri" w:hAnsi="Calibri"/>
+                <w:b w:val="false"/>
+                <w:bCs w:val="false"/>
+                <w:color w:val="0F2033"/>
+                <w:sz w:val="20"/>
+                <w:szCs w:val="20"/>
+              </w:rPr>
+              <w:t xml:space="preserve">Measurable improvement in on-time employee response</w:t>
+            </w:r>
+          </w:p>
+        </w:tc>
+      </w:tr>
+      <w:tr>
+        <w:tc>
+          <w:tcPr>
+            <w:tcW w:type="dxa" w:w="4700"/>
+            <w:tcMar>
+              <w:top w:type="dxa" w:w="100"/>
+              <w:left w:type="dxa" w:w="120"/>
+              <w:bottom w:type="dxa" w:w="100"/>
+              <w:right w:type="dxa" w:w="120"/>
+            </w:tcMar>
+            <w:vAlign w:val="center"/>
+          </w:tcPr>
+          <w:p>
+            <w:r>
+              <w:rPr>
+                <w:rFonts w:ascii="Calibri" w:cs="Calibri" w:eastAsia="Calibri" w:hAnsi="Calibri"/>
+                <w:b w:val="false"/>
+                <w:bCs w:val="false"/>
+                <w:color w:val="0F2033"/>
+                <w:sz w:val="20"/>
+                <w:szCs w:val="20"/>
+              </w:rPr>
+              <w:t xml:space="preserve">Cases reaching the "on expiry" tier with no prior action</w:t>
+            </w:r>
+          </w:p>
+        </w:tc>
+        <w:tc>
+          <w:tcPr>
+            <w:tcW w:type="dxa" w:w="4840"/>
+            <w:tcMar>
+              <w:top w:type="dxa" w:w="100"/>
+              <w:left w:type="dxa" w:w="120"/>
+              <w:bottom w:type="dxa" w:w="100"/>
+              <w:right w:type="dxa" w:w="120"/>
+            </w:tcMar>
+            <w:vAlign w:val="center"/>
+          </w:tcPr>
+          <w:p>
+            <w:r>
+              <w:rPr>
+                <w:rFonts w:ascii="Calibri" w:cs="Calibri" w:eastAsia="Calibri" w:hAnsi="Calibri"/>
+                <w:b w:val="false"/>
+                <w:bCs w:val="false"/>
+                <w:color w:val="0F2033"/>
+                <w:sz w:val="20"/>
+                <w:szCs w:val="20"/>
+              </w:rPr>
+              <w:t xml:space="preserve">Shrinking over time, showing earlier reminders are working</w:t>
+            </w:r>
+          </w:p>
+        </w:tc>
+      </w:tr>
+    </w:tbl>
+    <w:p>
+      <w:pPr>
+        <w:pStyle w:val="Heading2"/>
+        <w:spacing w:after="140" w:before="280"/>
+      </w:pPr>
+      <w:r>
+        <w:rPr>
+          <w:rFonts w:ascii="Calibri" w:cs="Calibri" w:eastAsia="Calibri" w:hAnsi="Calibri"/>
+          <w:b/>
+          <w:bCs/>
+          <w:color w:val="0B2545"/>
+          <w:sz w:val="24"/>
+          <w:szCs w:val="24"/>
+        </w:rPr>
+        <w:t xml:space="preserve">Adoption &amp; Usage</w:t>
+      </w:r>
+    </w:p>
+    <w:tbl>
+      <w:tblPr>
+        <w:tblW w:type="dxa" w:w="9540"/>
+        <w:tblBorders>
+          <w:top w:val="single" w:color="auto" w:sz="4"/>
+          <w:left w:val="single" w:color="auto" w:sz="4"/>
+          <w:bottom w:val="single" w:color="auto" w:sz="4"/>
+          <w:right w:val="single" w:color="auto" w:sz="4"/>
+          <w:insideH w:val="single" w:color="auto" w:sz="4"/>
+          <w:insideV w:val="single" w:color="auto" w:sz="4"/>
+        </w:tblBorders>
+      </w:tblPr>
+      <w:tblGrid>
+        <w:gridCol w:w="4700"/>
+        <w:gridCol w:w="4840"/>
+      </w:tblGrid>
+      <w:tr>
+        <w:trPr>
+          <w:tblHeader/>
+        </w:trPr>
+        <w:tc>
+          <w:tcPr>
+            <w:tcW w:type="dxa" w:w="4700"/>
+            <w:shd w:fill="0B2545" w:val="clear"/>
+            <w:tcMar>
+              <w:top w:type="dxa" w:w="100"/>
+              <w:left w:type="dxa" w:w="120"/>
+              <w:bottom w:type="dxa" w:w="100"/>
+              <w:right w:type="dxa" w:w="120"/>
+            </w:tcMar>
+            <w:vAlign w:val="center"/>
+          </w:tcPr>
+          <w:p>
+            <w:r>
+              <w:rPr>
+                <w:rFonts w:ascii="Calibri" w:cs="Calibri" w:eastAsia="Calibri" w:hAnsi="Calibri"/>
+                <w:b/>
+                <w:bCs/>
+                <w:color w:val="FFFFFF"/>
+                <w:sz w:val="20"/>
+                <w:szCs w:val="20"/>
+              </w:rPr>
+              <w:t xml:space="preserve">Metric</w:t>
+            </w:r>
+          </w:p>
+        </w:tc>
+        <w:tc>
+          <w:tcPr>
+            <w:tcW w:type="dxa" w:w="4840"/>
+            <w:shd w:fill="0B2545" w:val="clear"/>
+            <w:tcMar>
+              <w:top w:type="dxa" w:w="100"/>
+              <w:left w:type="dxa" w:w="120"/>
+              <w:bottom w:type="dxa" w:w="100"/>
+              <w:right w:type="dxa" w:w="120"/>
+            </w:tcMar>
+            <w:vAlign w:val="center"/>
+          </w:tcPr>
+          <w:p>
+            <w:r>
+              <w:rPr>
+                <w:rFonts w:ascii="Calibri" w:cs="Calibri" w:eastAsia="Calibri" w:hAnsi="Calibri"/>
+                <w:b/>
+                <w:bCs/>
+                <w:color w:val="FFFFFF"/>
+                <w:sz w:val="20"/>
+                <w:szCs w:val="20"/>
+              </w:rPr>
+              <w:t xml:space="preserve">Target</w:t>
+            </w:r>
+          </w:p>
+        </w:tc>
+      </w:tr>
+      <w:tr>
+        <w:tc>
+          <w:tcPr>
+            <w:tcW w:type="dxa" w:w="4700"/>
+            <w:tcMar>
+              <w:top w:type="dxa" w:w="100"/>
+              <w:left w:type="dxa" w:w="120"/>
+              <w:bottom w:type="dxa" w:w="100"/>
+              <w:right w:type="dxa" w:w="120"/>
+            </w:tcMar>
+            <w:vAlign w:val="center"/>
+          </w:tcPr>
+          <w:p>
+            <w:r>
+              <w:rPr>
+                <w:rFonts w:ascii="Calibri" w:cs="Calibri" w:eastAsia="Calibri" w:hAnsi="Calibri"/>
+                <w:b w:val="false"/>
+                <w:bCs w:val="false"/>
+                <w:color w:val="0F2033"/>
+                <w:sz w:val="20"/>
+                <w:szCs w:val="20"/>
+              </w:rPr>
+              <w:t xml:space="preserve">Employees with at least one actively tracked document</w:t>
+            </w:r>
+          </w:p>
+        </w:tc>
+        <w:tc>
+          <w:tcPr>
+            <w:tcW w:type="dxa" w:w="4840"/>
+            <w:tcMar>
+              <w:top w:type="dxa" w:w="100"/>
+              <w:left w:type="dxa" w:w="120"/>
+              <w:bottom w:type="dxa" w:w="100"/>
+              <w:right w:type="dxa" w:w="120"/>
+            </w:tcMar>
+            <w:vAlign w:val="center"/>
+          </w:tcPr>
+          <w:p>
+            <w:r>
+              <w:rPr>
+                <w:rFonts w:ascii="Calibri" w:cs="Calibri" w:eastAsia="Calibri" w:hAnsi="Calibri"/>
+                <w:b w:val="false"/>
+                <w:bCs w:val="false"/>
+                <w:color w:val="0F2033"/>
+                <w:sz w:val="20"/>
+                <w:szCs w:val="20"/>
+              </w:rPr>
+              <w:t xml:space="preserve">100% of in-scope employees within onboarding window</w:t>
+            </w:r>
+          </w:p>
+        </w:tc>
+      </w:tr>
+      <w:tr>
+        <w:tc>
+          <w:tcPr>
+            <w:tcW w:type="dxa" w:w="4700"/>
+            <w:shd w:fill="EAF2FB" w:val="clear"/>
+            <w:tcMar>
+              <w:top w:type="dxa" w:w="100"/>
+              <w:left w:type="dxa" w:w="120"/>
+              <w:bottom w:type="dxa" w:w="100"/>
+              <w:right w:type="dxa" w:w="120"/>
+            </w:tcMar>
+            <w:vAlign w:val="center"/>
+          </w:tcPr>
+          <w:p>
+            <w:r>
+              <w:rPr>
+                <w:rFonts w:ascii="Calibri" w:cs="Calibri" w:eastAsia="Calibri" w:hAnsi="Calibri"/>
+                <w:b w:val="false"/>
+                <w:bCs w:val="false"/>
+                <w:color w:val="0F2033"/>
+                <w:sz w:val="20"/>
+                <w:szCs w:val="20"/>
+              </w:rPr>
+              <w:t xml:space="preserve">Monthly active HR / manager users of the dashboard</w:t>
+            </w:r>
+          </w:p>
+        </w:tc>
+        <w:tc>
+          <w:tcPr>
+            <w:tcW w:type="dxa" w:w="4840"/>
+            <w:shd w:fill="EAF2FB" w:val="clear"/>
+            <w:tcMar>
+              <w:top w:type="dxa" w:w="100"/>
+              <w:left w:type="dxa" w:w="120"/>
+              <w:bottom w:type="dxa" w:w="100"/>
+              <w:right w:type="dxa" w:w="120"/>
+            </w:tcMar>
+            <w:vAlign w:val="center"/>
+          </w:tcPr>
+          <w:p>
+            <w:r>
+              <w:rPr>
+                <w:rFonts w:ascii="Calibri" w:cs="Calibri" w:eastAsia="Calibri" w:hAnsi="Calibri"/>
+                <w:b w:val="false"/>
+                <w:bCs w:val="false"/>
+                <w:color w:val="0F2033"/>
+                <w:sz w:val="20"/>
+                <w:szCs w:val="20"/>
+              </w:rPr>
+              <w:t xml:space="preserve">Sustained or growing month over month</w:t>
+            </w:r>
+          </w:p>
+        </w:tc>
+      </w:tr>
+      <w:tr>
+        <w:tc>
+          <w:tcPr>
+            <w:tcW w:type="dxa" w:w="4700"/>
+            <w:tcMar>
+              <w:top w:type="dxa" w:w="100"/>
+              <w:left w:type="dxa" w:w="120"/>
+              <w:bottom w:type="dxa" w:w="100"/>
+              <w:right w:type="dxa" w:w="120"/>
+            </w:tcMar>
+            <w:vAlign w:val="center"/>
+          </w:tcPr>
+          <w:p>
+            <w:r>
+              <w:rPr>
+                <w:rFonts w:ascii="Calibri" w:cs="Calibri" w:eastAsia="Calibri" w:hAnsi="Calibri"/>
+                <w:b w:val="false"/>
+                <w:bCs w:val="false"/>
+                <w:color w:val="0F2033"/>
+                <w:sz w:val="20"/>
+                <w:szCs w:val="20"/>
+              </w:rPr>
+              <w:t xml:space="preserve">Admin configuration changes made without dev support</w:t>
+            </w:r>
+          </w:p>
+        </w:tc>
+        <w:tc>
+          <w:tcPr>
+            <w:tcW w:type="dxa" w:w="4840"/>
+            <w:tcMar>
+              <w:top w:type="dxa" w:w="100"/>
+              <w:left w:type="dxa" w:w="120"/>
+              <w:bottom w:type="dxa" w:w="100"/>
+              <w:right w:type="dxa" w:w="120"/>
+            </w:tcMar>
+            <w:vAlign w:val="center"/>
+          </w:tcPr>
+          <w:p>
+            <w:r>
+              <w:rPr>
+                <w:rFonts w:ascii="Calibri" w:cs="Calibri" w:eastAsia="Calibri" w:hAnsi="Calibri"/>
+                <w:b w:val="false"/>
+                <w:bCs w:val="false"/>
+                <w:color w:val="0F2033"/>
+                <w:sz w:val="20"/>
+                <w:szCs w:val="20"/>
+              </w:rPr>
+              <w:t xml:space="preserve">Majority handled via self-service after initial setup</w:t>
+            </w:r>
+          </w:p>
+        </w:tc>
+      </w:tr>
+    </w:tbl>
+    <w:p>
+      <w:pPr>
+        <w:pStyle w:val="Heading2"/>
+        <w:spacing w:after="140" w:before="280"/>
+      </w:pPr>
+      <w:r>
+        <w:rPr>
+          <w:rFonts w:ascii="Calibri" w:cs="Calibri" w:eastAsia="Calibri" w:hAnsi="Calibri"/>
+          <w:b/>
+          <w:bCs/>
+          <w:color w:val="0B2545"/>
+          <w:sz w:val="24"/>
+          <w:szCs w:val="24"/>
+        </w:rPr>
+        <w:t xml:space="preserve">Business / Commercial</w:t>
+      </w:r>
+    </w:p>
+    <w:tbl>
+      <w:tblPr>
+        <w:tblW w:type="dxa" w:w="9540"/>
+        <w:tblBorders>
+          <w:top w:val="single" w:color="auto" w:sz="4"/>
+          <w:left w:val="single" w:color="auto" w:sz="4"/>
+          <w:bottom w:val="single" w:color="auto" w:sz="4"/>
+          <w:right w:val="single" w:color="auto" w:sz="4"/>
+          <w:insideH w:val="single" w:color="auto" w:sz="4"/>
+          <w:insideV w:val="single" w:color="auto" w:sz="4"/>
+        </w:tblBorders>
+      </w:tblPr>
+      <w:tblGrid>
+        <w:gridCol w:w="4700"/>
+        <w:gridCol w:w="4840"/>
+      </w:tblGrid>
+      <w:tr>
+        <w:trPr>
+          <w:tblHeader/>
+        </w:trPr>
+        <w:tc>
+          <w:tcPr>
+            <w:tcW w:type="dxa" w:w="4700"/>
+            <w:shd w:fill="0B2545" w:val="clear"/>
+            <w:tcMar>
+              <w:top w:type="dxa" w:w="100"/>
+              <w:left w:type="dxa" w:w="120"/>
+              <w:bottom w:type="dxa" w:w="100"/>
+              <w:right w:type="dxa" w:w="120"/>
+            </w:tcMar>
+            <w:vAlign w:val="center"/>
+          </w:tcPr>
+          <w:p>
+            <w:r>
+              <w:rPr>
+                <w:rFonts w:ascii="Calibri" w:cs="Calibri" w:eastAsia="Calibri" w:hAnsi="Calibri"/>
+                <w:b/>
+                <w:bCs/>
+                <w:color w:val="FFFFFF"/>
+                <w:sz w:val="20"/>
+                <w:szCs w:val="20"/>
+              </w:rPr>
+              <w:t xml:space="preserve">Metric</w:t>
+            </w:r>
+          </w:p>
+        </w:tc>
+        <w:tc>
+          <w:tcPr>
+            <w:tcW w:type="dxa" w:w="4840"/>
+            <w:shd w:fill="0B2545" w:val="clear"/>
+            <w:tcMar>
+              <w:top w:type="dxa" w:w="100"/>
+              <w:left w:type="dxa" w:w="120"/>
+              <w:bottom w:type="dxa" w:w="100"/>
+              <w:right w:type="dxa" w:w="120"/>
+            </w:tcMar>
+            <w:vAlign w:val="center"/>
+          </w:tcPr>
+          <w:p>
+            <w:r>
+              <w:rPr>
+                <w:rFonts w:ascii="Calibri" w:cs="Calibri" w:eastAsia="Calibri" w:hAnsi="Calibri"/>
+                <w:b/>
+                <w:bCs/>
+                <w:color w:val="FFFFFF"/>
+                <w:sz w:val="20"/>
+                <w:szCs w:val="20"/>
+              </w:rPr>
+              <w:t xml:space="preserve">Target</w:t>
+            </w:r>
+          </w:p>
+        </w:tc>
+      </w:tr>
+      <w:tr>
+        <w:tc>
+          <w:tcPr>
+            <w:tcW w:type="dxa" w:w="4700"/>
+            <w:tcMar>
+              <w:top w:type="dxa" w:w="100"/>
+              <w:left w:type="dxa" w:w="120"/>
+              <w:bottom w:type="dxa" w:w="100"/>
+              <w:right w:type="dxa" w:w="120"/>
+            </w:tcMar>
+            <w:vAlign w:val="center"/>
+          </w:tcPr>
+          <w:p>
+            <w:r>
+              <w:rPr>
+                <w:rFonts w:ascii="Calibri" w:cs="Calibri" w:eastAsia="Calibri" w:hAnsi="Calibri"/>
+                <w:b w:val="false"/>
+                <w:bCs w:val="false"/>
+                <w:color w:val="0F2033"/>
+                <w:sz w:val="20"/>
+                <w:szCs w:val="20"/>
+              </w:rPr>
+              <w:t xml:space="preserve">Customer retention / renewal rate for organizations using DocRenew</w:t>
+            </w:r>
+          </w:p>
+        </w:tc>
+        <w:tc>
+          <w:tcPr>
+            <w:tcW w:type="dxa" w:w="4840"/>
+            <w:tcMar>
+              <w:top w:type="dxa" w:w="100"/>
+              <w:left w:type="dxa" w:w="120"/>
+              <w:bottom w:type="dxa" w:w="100"/>
+              <w:right w:type="dxa" w:w="120"/>
+            </w:tcMar>
+            <w:vAlign w:val="center"/>
+          </w:tcPr>
+          <w:p>
+            <w:r>
+              <w:rPr>
+                <w:rFonts w:ascii="Calibri" w:cs="Calibri" w:eastAsia="Calibri" w:hAnsi="Calibri"/>
+                <w:b w:val="false"/>
+                <w:bCs w:val="false"/>
+                <w:color w:val="0F2033"/>
+                <w:sz w:val="20"/>
+                <w:szCs w:val="20"/>
+              </w:rPr>
+              <w:t xml:space="preserve">Sustained year-over-year retention</w:t>
+            </w:r>
+          </w:p>
+        </w:tc>
+      </w:tr>
+      <w:tr>
+        <w:tc>
+          <w:tcPr>
+            <w:tcW w:type="dxa" w:w="4700"/>
+            <w:shd w:fill="EAF2FB" w:val="clear"/>
+            <w:tcMar>
+              <w:top w:type="dxa" w:w="100"/>
+              <w:left w:type="dxa" w:w="120"/>
+              <w:bottom w:type="dxa" w:w="100"/>
+              <w:right w:type="dxa" w:w="120"/>
+            </w:tcMar>
+            <w:vAlign w:val="center"/>
+          </w:tcPr>
+          <w:p>
+            <w:r>
+              <w:rPr>
+                <w:rFonts w:ascii="Calibri" w:cs="Calibri" w:eastAsia="Calibri" w:hAnsi="Calibri"/>
+                <w:b w:val="false"/>
+                <w:bCs w:val="false"/>
+                <w:color w:val="0F2033"/>
+                <w:sz w:val="20"/>
+                <w:szCs w:val="20"/>
+              </w:rPr>
+              <w:t xml:space="preserve">Time to onboard a new organization (bulk import of employees &amp; documents)</w:t>
+            </w:r>
+          </w:p>
+        </w:tc>
+        <w:tc>
+          <w:tcPr>
+            <w:tcW w:type="dxa" w:w="4840"/>
+            <w:shd w:fill="EAF2FB" w:val="clear"/>
+            <w:tcMar>
+              <w:top w:type="dxa" w:w="100"/>
+              <w:left w:type="dxa" w:w="120"/>
+              <w:bottom w:type="dxa" w:w="100"/>
+              <w:right w:type="dxa" w:w="120"/>
+            </w:tcMar>
+            <w:vAlign w:val="center"/>
+          </w:tcPr>
+          <w:p>
+            <w:r>
+              <w:rPr>
+                <w:rFonts w:ascii="Calibri" w:cs="Calibri" w:eastAsia="Calibri" w:hAnsi="Calibri"/>
+                <w:b w:val="false"/>
+                <w:bCs w:val="false"/>
+                <w:color w:val="0F2033"/>
+                <w:sz w:val="20"/>
+                <w:szCs w:val="20"/>
+              </w:rPr>
+              <w:t xml:space="preserve">Same-day onboarding for standard data sets</w:t>
+            </w:r>
+          </w:p>
+        </w:tc>
+      </w:tr>
+    </w:tbl>
+    <w:p>
+      <w:pPr>
+        <w:pStyle w:val="Heading1"/>
+        <w:spacing w:after="200" w:before="440"/>
+      </w:pPr>
+      <w:r>
+        <w:rPr>
+          <w:rFonts w:ascii="Calibri" w:cs="Calibri" w:eastAsia="Calibri" w:hAnsi="Calibri"/>
+          <w:b/>
+          <w:bCs/>
+          <w:color w:val="0B2545"/>
+          <w:sz w:val="30"/>
+          <w:szCs w:val="30"/>
+        </w:rPr>
+        <w:t xml:space="preserve">15. Technology Vision</w:t>
       </w:r>
     </w:p>
     <w:p>
@@ -5923,6 +7452,96 @@
           <w:sz w:val="22"/>
           <w:szCs w:val="22"/>
         </w:rPr>
+        <w:t xml:space="preserve">Cloud-native SaaS</w:t>
+      </w:r>
+      <w:r>
+        <w:rPr>
+          <w:rFonts w:ascii="Calibri" w:cs="Calibri" w:eastAsia="Calibri" w:hAnsi="Calibri"/>
+          <w:color w:val="0F2033"/>
+          <w:sz w:val="22"/>
+          <w:szCs w:val="22"/>
+        </w:rPr>
+        <w:t xml:space="preserve"> — accessible anywhere, always current, with no infrastructure for customers to maintain.</w:t>
+      </w:r>
+    </w:p>
+    <w:p>
+      <w:pPr>
+        <w:pStyle w:val="ListParagraph"/>
+        <w:numPr>
+          <w:ilvl w:val="0"/>
+          <w:numId w:val="2"/>
+        </w:numPr>
+        <w:spacing w:after="90" w:line="280"/>
+      </w:pPr>
+      <w:r>
+        <w:rPr>
+          <w:rFonts w:ascii="Calibri" w:cs="Calibri" w:eastAsia="Calibri" w:hAnsi="Calibri"/>
+          <w:b/>
+          <w:bCs/>
+          <w:color w:val="0F2033"/>
+          <w:sz w:val="22"/>
+          <w:szCs w:val="22"/>
+        </w:rPr>
+        <w:t xml:space="preserve">Configurable by design</w:t>
+      </w:r>
+      <w:r>
+        <w:rPr>
+          <w:rFonts w:ascii="Calibri" w:cs="Calibri" w:eastAsia="Calibri" w:hAnsi="Calibri"/>
+          <w:color w:val="0F2033"/>
+          <w:sz w:val="22"/>
+          <w:szCs w:val="22"/>
+        </w:rPr>
+        <w:t xml:space="preserve"> — organizations can define custom reminder schedules and manage profiles their own way.</w:t>
+      </w:r>
+    </w:p>
+    <w:p>
+      <w:pPr>
+        <w:pStyle w:val="ListParagraph"/>
+        <w:numPr>
+          <w:ilvl w:val="0"/>
+          <w:numId w:val="2"/>
+        </w:numPr>
+        <w:spacing w:after="90" w:line="280"/>
+      </w:pPr>
+      <w:r>
+        <w:rPr>
+          <w:rFonts w:ascii="Calibri" w:cs="Calibri" w:eastAsia="Calibri" w:hAnsi="Calibri"/>
+          <w:b/>
+          <w:bCs/>
+          <w:color w:val="0F2033"/>
+          <w:sz w:val="22"/>
+          <w:szCs w:val="22"/>
+        </w:rPr>
+        <w:t xml:space="preserve">Web &amp; mobile access</w:t>
+      </w:r>
+      <w:r>
+        <w:rPr>
+          <w:rFonts w:ascii="Calibri" w:cs="Calibri" w:eastAsia="Calibri" w:hAnsi="Calibri"/>
+          <w:color w:val="0F2033"/>
+          <w:sz w:val="22"/>
+          <w:szCs w:val="22"/>
+        </w:rPr>
+        <w:t xml:space="preserve"> — users can manage documents and receive alerts from desktop or on the go.</w:t>
+      </w:r>
+    </w:p>
+    <w:p>
+      <w:pPr>
+        <w:pStyle w:val="ListParagraph"/>
+        <w:numPr>
+          <w:ilvl w:val="0"/>
+          <w:numId w:val="2"/>
+        </w:numPr>
+        <w:spacing w:after="90" w:line="280"/>
+      </w:pPr>
+      <w:r>
+        <w:rPr>
+          <w:rFonts w:ascii="Calibri" w:cs="Calibri" w:eastAsia="Calibri" w:hAnsi="Calibri"/>
+          <w:b/>
+          <w:bCs/>
+          <w:color w:val="0F2033"/>
+          <w:sz w:val="22"/>
+          <w:szCs w:val="22"/>
+        </w:rPr>
         <w:t xml:space="preserve">Automated compliance reporting</w:t>
       </w:r>
       <w:r>
@@ -5949,7 +7568,7 @@
           <w:sz w:val="30"/>
           <w:szCs w:val="30"/>
         </w:rPr>
-        <w:t xml:space="preserve">15. Risks</w:t>
+        <w:t xml:space="preserve">16. Risks</w:t>
       </w:r>
     </w:p>
     <w:tbl>
@@ -6252,7 +7871,7 @@
           <w:sz w:val="30"/>
           <w:szCs w:val="30"/>
         </w:rPr>
-        <w:t xml:space="preserve">16. Approval</w:t>
+        <w:t xml:space="preserve">17. Approval</w:t>
       </w:r>
     </w:p>
     <w:p>
